--- a/Documentacion/NESUB_GuionTecnico_V004.docx
+++ b/Documentacion/NESUB_GuionTecnico_V004.docx
@@ -2378,6 +2378,9 @@
             </w:pPr>
             <w:r>
               <w:t>POV</w:t>
+            </w:r>
+            <w:r>
+              <w:t xml:space="preserve"> de cápsula</w:t>
             </w:r>
           </w:p>
         </w:tc>
